--- a/docs/installation/Test-frontend-guide.docx
+++ b/docs/installation/Test-frontend-guide.docx
@@ -98,7 +98,6 @@
           <w:sz w:val="27"/>
           <w:shd w:fill="FFFFFF" w:val="clear"/>
         </w:rPr>
-        <w:t>npm install -D vitest @vitest/ui jsdom \</w:t>
       </w:r>
     </w:p>
     <w:p>
@@ -109,26 +108,35 @@
         <w:ind w:hanging="0" w:start="0" w:end="0"/>
         <w:jc w:val="start"/>
         <w:rPr>
-          <w:color w:val="3B3B3B"/>
-          <w:shd w:fill="FFFFFF" w:val="clear"/>
-        </w:rPr>
-      </w:pPr>
-      <w:r>
-        <w:rPr>
-          <w:color w:val="3B3B3B"/>
-          <w:shd w:fill="FFFFFF" w:val="clear"/>
-        </w:rPr>
-        <w:t xml:space="preserve">  </w:t>
-      </w:r>
-      <w:r>
-        <w:rPr>
-          <w:rFonts w:ascii="Consolas;Courier New;monospace" w:hAnsi="Consolas;Courier New;monospace"/>
-          <w:b w:val="false"/>
-          <w:color w:val="3B3B3B"/>
-          <w:sz w:val="27"/>
-          <w:shd w:fill="FFFFFF" w:val="clear"/>
-        </w:rPr>
-        <w:t>@testing-library/react @testing-library/jest-dom \</w:t>
+          <w:rFonts w:ascii="Consolas;Courier New;monospace" w:hAnsi="Consolas;Courier New;monospace"/>
+          <w:b/>
+          <w:bCs/>
+          <w:color w:val="3B3B3B"/>
+          <w:sz w:val="27"/>
+          <w:shd w:fill="FFFFFF" w:val="clear"/>
+        </w:rPr>
+      </w:pPr>
+      <w:r>
+        <w:rPr>
+          <w:rFonts w:ascii="Consolas;Courier New;monospace" w:hAnsi="Consolas;Courier New;monospace"/>
+          <w:b/>
+          <w:bCs/>
+          <w:color w:val="3B3B3B"/>
+          <w:sz w:val="27"/>
+          <w:shd w:fill="FFFFFF" w:val="clear"/>
+        </w:rPr>
+        <w:t xml:space="preserve">with powershell,  </w:t>
+      </w:r>
+      <w:r>
+        <w:rPr>
+          <w:rFonts w:ascii="Consolas;Courier New;monospace" w:hAnsi="Consolas;Courier New;monospace"/>
+          <w:b w:val="false"/>
+          <w:bCs/>
+          <w:color w:val="3B3B3B"/>
+          <w:sz w:val="27"/>
+          <w:shd w:fill="FFFFFF" w:val="clear"/>
+        </w:rPr>
+        <w:t>note one long line</w:t>
       </w:r>
     </w:p>
     <w:p>
@@ -139,26 +147,175 @@
         <w:ind w:hanging="0" w:start="0" w:end="0"/>
         <w:jc w:val="start"/>
         <w:rPr>
-          <w:color w:val="3B3B3B"/>
-          <w:shd w:fill="FFFFFF" w:val="clear"/>
-        </w:rPr>
-      </w:pPr>
-      <w:r>
-        <w:rPr>
-          <w:color w:val="3B3B3B"/>
-          <w:shd w:fill="FFFFFF" w:val="clear"/>
-        </w:rPr>
-        <w:t xml:space="preserve">  </w:t>
-      </w:r>
-      <w:r>
-        <w:rPr>
-          <w:rFonts w:ascii="Consolas;Courier New;monospace" w:hAnsi="Consolas;Courier New;monospace"/>
-          <w:b w:val="false"/>
-          <w:color w:val="3B3B3B"/>
-          <w:sz w:val="27"/>
-          <w:shd w:fill="FFFFFF" w:val="clear"/>
-        </w:rPr>
-        <w:t>@testing-library/user-event</w:t>
+          <w:rFonts w:ascii="Consolas;Courier New;monospace" w:hAnsi="Consolas;Courier New;monospace"/>
+          <w:b w:val="false"/>
+          <w:color w:val="3B3B3B"/>
+          <w:sz w:val="27"/>
+          <w:shd w:fill="FFFFFF" w:val="clear"/>
+        </w:rPr>
+      </w:pPr>
+      <w:r>
+        <w:rPr>
+          <w:rFonts w:ascii="Consolas;Courier New;monospace" w:hAnsi="Consolas;Courier New;monospace"/>
+          <w:b w:val="false"/>
+          <w:color w:val="3B3B3B"/>
+          <w:sz w:val="27"/>
+          <w:shd w:fill="FFFFFF" w:val="clear"/>
+        </w:rPr>
+        <w:t>open powershell (admin):</w:t>
+      </w:r>
+    </w:p>
+    <w:p>
+      <w:pPr>
+        <w:pStyle w:val="Normal"/>
+        <w:bidi w:val="0"/>
+        <w:spacing w:lineRule="atLeast" w:line="360"/>
+        <w:ind w:hanging="0" w:start="0" w:end="0"/>
+        <w:jc w:val="start"/>
+        <w:rPr>
+          <w:rFonts w:ascii="Consolas;Courier New;monospace" w:hAnsi="Consolas;Courier New;monospace"/>
+          <w:b w:val="false"/>
+          <w:color w:val="3B3B3B"/>
+          <w:sz w:val="27"/>
+          <w:shd w:fill="FFFFFF" w:val="clear"/>
+        </w:rPr>
+      </w:pPr>
+      <w:r>
+        <w:rPr/>
+        <w:t>npm install -D vitest @vitest/ui jsdom @testing-library/react @testing-library/jest-dom @testing-library/user-event</w:t>
+      </w:r>
+    </w:p>
+    <w:p>
+      <w:pPr>
+        <w:pStyle w:val="Normal"/>
+        <w:bidi w:val="0"/>
+        <w:spacing w:lineRule="atLeast" w:line="360"/>
+        <w:ind w:hanging="0" w:start="0" w:end="0"/>
+        <w:jc w:val="start"/>
+        <w:rPr>
+          <w:rFonts w:ascii="Consolas;Courier New;monospace" w:hAnsi="Consolas;Courier New;monospace"/>
+          <w:b w:val="false"/>
+          <w:color w:val="3B3B3B"/>
+          <w:sz w:val="27"/>
+          <w:shd w:fill="FFFFFF" w:val="clear"/>
+        </w:rPr>
+      </w:pPr>
+      <w:r>
+        <w:rPr/>
+      </w:r>
+    </w:p>
+    <w:p>
+      <w:pPr>
+        <w:pStyle w:val="Normal"/>
+        <w:bidi w:val="0"/>
+        <w:spacing w:lineRule="atLeast" w:line="360"/>
+        <w:ind w:hanging="0" w:start="0" w:end="0"/>
+        <w:jc w:val="start"/>
+        <w:rPr>
+          <w:rFonts w:ascii="Consolas;Courier New;monospace" w:hAnsi="Consolas;Courier New;monospace"/>
+          <w:b w:val="false"/>
+          <w:color w:val="3B3B3B"/>
+          <w:sz w:val="27"/>
+          <w:shd w:fill="FFFFFF" w:val="clear"/>
+        </w:rPr>
+      </w:pPr>
+      <w:r>
+        <w:rPr>
+          <w:rFonts w:ascii="Consolas;Courier New;monospace" w:hAnsi="Consolas;Courier New;monospace"/>
+          <w:b/>
+          <w:bCs/>
+          <w:color w:val="3B3B3B"/>
+          <w:sz w:val="27"/>
+          <w:shd w:fill="FFFFFF" w:val="clear"/>
+        </w:rPr>
+        <w:t xml:space="preserve">or </w:t>
+      </w:r>
+      <w:r>
+        <w:rPr>
+          <w:rFonts w:ascii="Consolas;Courier New;monospace" w:hAnsi="Consolas;Courier New;monospace"/>
+          <w:b/>
+          <w:bCs/>
+          <w:color w:val="3B3B3B"/>
+          <w:sz w:val="27"/>
+          <w:shd w:fill="FFFFFF" w:val="clear"/>
+        </w:rPr>
+        <w:t xml:space="preserve">with </w:t>
+      </w:r>
+      <w:r>
+        <w:rPr>
+          <w:rFonts w:ascii="Consolas;Courier New;monospace" w:hAnsi="Consolas;Courier New;monospace"/>
+          <w:b/>
+          <w:bCs/>
+          <w:color w:val="3B3B3B"/>
+          <w:sz w:val="27"/>
+          <w:shd w:fill="FFFFFF" w:val="clear"/>
+        </w:rPr>
+        <w:t>DOS</w:t>
+      </w:r>
+      <w:r>
+        <w:rPr>
+          <w:rFonts w:ascii="Consolas;Courier New;monospace" w:hAnsi="Consolas;Courier New;monospace"/>
+          <w:b w:val="false"/>
+          <w:color w:val="3B3B3B"/>
+          <w:sz w:val="27"/>
+          <w:shd w:fill="FFFFFF" w:val="clear"/>
+        </w:rPr>
+        <w:t>, note newline option ^:</w:t>
+      </w:r>
+    </w:p>
+    <w:p>
+      <w:pPr>
+        <w:pStyle w:val="Normal"/>
+        <w:bidi w:val="0"/>
+        <w:spacing w:lineRule="atLeast" w:line="360"/>
+        <w:ind w:hanging="0" w:start="0" w:end="0"/>
+        <w:jc w:val="start"/>
+        <w:rPr>
+          <w:rFonts w:ascii="Consolas;Courier New;monospace" w:hAnsi="Consolas;Courier New;monospace"/>
+          <w:b w:val="false"/>
+          <w:color w:val="3B3B3B"/>
+          <w:sz w:val="27"/>
+          <w:shd w:fill="FFFFFF" w:val="clear"/>
+        </w:rPr>
+      </w:pPr>
+      <w:r>
+        <w:rPr>
+          <w:rFonts w:ascii="Consolas;Courier New;monospace" w:hAnsi="Consolas;Courier New;monospace"/>
+          <w:b w:val="false"/>
+          <w:color w:val="3B3B3B"/>
+          <w:sz w:val="27"/>
+          <w:shd w:fill="FFFFFF" w:val="clear"/>
+        </w:rPr>
+      </w:r>
+    </w:p>
+    <w:p>
+      <w:pPr>
+        <w:pStyle w:val="Normal"/>
+        <w:bidi w:val="0"/>
+        <w:spacing w:lineRule="atLeast" w:line="360"/>
+        <w:ind w:hanging="0" w:start="0" w:end="0"/>
+        <w:jc w:val="start"/>
+        <w:rPr>
+          <w:rFonts w:ascii="Consolas;Courier New;monospace" w:hAnsi="Consolas;Courier New;monospace"/>
+          <w:b w:val="false"/>
+          <w:color w:val="3B3B3B"/>
+          <w:sz w:val="27"/>
+          <w:shd w:fill="FFFFFF" w:val="clear"/>
+        </w:rPr>
+      </w:pPr>
+      <w:r>
+        <w:rPr>
+          <w:rFonts w:ascii="Consolas;Courier New;monospace" w:hAnsi="Consolas;Courier New;monospace"/>
+          <w:b w:val="false"/>
+          <w:color w:val="3B3B3B"/>
+          <w:sz w:val="27"/>
+          <w:shd w:fill="FFFFFF" w:val="clear"/>
+        </w:rPr>
+        <w:t>npm install -D vitest @vitest/ui jsdom ^</w:t>
+        <w:br/>
+        <w:t xml:space="preserve">  @testing-library/react @testing-library/jest-dom ^</w:t>
+        <w:br/>
+        <w:t xml:space="preserve">  @testing-library/user-event</w:t>
       </w:r>
     </w:p>
     <w:p>
@@ -281,6 +438,7 @@
           <w:type w:val="nextPage"/>
           <w:pgSz w:w="12240" w:h="15840"/>
           <w:pgMar w:left="1134" w:right="1134" w:gutter="0" w:header="0" w:top="1134" w:footer="0" w:bottom="1134"/>
+          <w:paperSrc w:first="0" w:other="0"/>
           <w:pgNumType w:fmt="decimal"/>
           <w:formProt w:val="false"/>
           <w:textDirection w:val="lrTb"/>
@@ -326,9 +484,7 @@
           <w:ilvl w:val="0"/>
           <w:numId w:val="1"/>
         </w:numPr>
-        <w:pBdr/>
-        <w:tabs>
-          <w:tab w:val="clear" w:pos="709"/>
+        <w:tabs>
           <w:tab w:val="left" w:pos="709" w:leader="none"/>
         </w:tabs>
         <w:bidi w:val="0"/>
@@ -415,9 +571,7 @@
           <w:ilvl w:val="0"/>
           <w:numId w:val="1"/>
         </w:numPr>
-        <w:pBdr/>
-        <w:tabs>
-          <w:tab w:val="clear" w:pos="709"/>
+        <w:tabs>
           <w:tab w:val="left" w:pos="709" w:leader="none"/>
         </w:tabs>
         <w:bidi w:val="0"/>
@@ -471,9 +625,7 @@
           <w:ilvl w:val="0"/>
           <w:numId w:val="1"/>
         </w:numPr>
-        <w:pBdr/>
-        <w:tabs>
-          <w:tab w:val="clear" w:pos="709"/>
+        <w:tabs>
           <w:tab w:val="left" w:pos="709" w:leader="none"/>
         </w:tabs>
         <w:bidi w:val="0"/>
@@ -571,9 +723,7 @@
           <w:ilvl w:val="0"/>
           <w:numId w:val="2"/>
         </w:numPr>
-        <w:pBdr/>
-        <w:tabs>
-          <w:tab w:val="clear" w:pos="709"/>
+        <w:tabs>
           <w:tab w:val="left" w:pos="709" w:leader="none"/>
         </w:tabs>
         <w:bidi w:val="0"/>
@@ -627,9 +777,7 @@
           <w:ilvl w:val="0"/>
           <w:numId w:val="2"/>
         </w:numPr>
-        <w:pBdr/>
-        <w:tabs>
-          <w:tab w:val="clear" w:pos="709"/>
+        <w:tabs>
           <w:tab w:val="left" w:pos="709" w:leader="none"/>
         </w:tabs>
         <w:bidi w:val="0"/>
@@ -694,9 +842,7 @@
           <w:ilvl w:val="0"/>
           <w:numId w:val="2"/>
         </w:numPr>
-        <w:pBdr/>
-        <w:tabs>
-          <w:tab w:val="clear" w:pos="709"/>
+        <w:tabs>
           <w:tab w:val="left" w:pos="709" w:leader="none"/>
         </w:tabs>
         <w:bidi w:val="0"/>
@@ -750,9 +896,7 @@
           <w:ilvl w:val="0"/>
           <w:numId w:val="2"/>
         </w:numPr>
-        <w:pBdr/>
-        <w:tabs>
-          <w:tab w:val="clear" w:pos="709"/>
+        <w:tabs>
           <w:tab w:val="left" w:pos="709" w:leader="none"/>
         </w:tabs>
         <w:bidi w:val="0"/>
@@ -817,9 +961,7 @@
           <w:ilvl w:val="0"/>
           <w:numId w:val="2"/>
         </w:numPr>
-        <w:pBdr/>
-        <w:tabs>
-          <w:tab w:val="clear" w:pos="709"/>
+        <w:tabs>
           <w:tab w:val="left" w:pos="709" w:leader="none"/>
         </w:tabs>
         <w:bidi w:val="0"/>
@@ -903,9 +1045,7 @@
           <w:ilvl w:val="0"/>
           <w:numId w:val="2"/>
         </w:numPr>
-        <w:pBdr/>
-        <w:tabs>
-          <w:tab w:val="clear" w:pos="709"/>
+        <w:tabs>
           <w:tab w:val="left" w:pos="709" w:leader="none"/>
         </w:tabs>
         <w:bidi w:val="0"/>
@@ -969,6 +1109,7 @@
           <w:type w:val="continuous"/>
           <w:pgSz w:w="12240" w:h="15840"/>
           <w:pgMar w:left="1134" w:right="1134" w:gutter="0" w:header="0" w:top="1134" w:footer="0" w:bottom="1134"/>
+          <w:paperSrc w:first="0" w:other="0"/>
           <w:formProt w:val="false"/>
           <w:textDirection w:val="lrTb"/>
           <w:docGrid w:type="default" w:linePitch="600" w:charSpace="24576"/>
@@ -1016,68 +1157,6 @@
         </w:rPr>
       </w:pPr>
       <w:r>
-        <w:rPr>
-          <w:rFonts w:ascii="Consolas;Courier New;monospace" w:hAnsi="Consolas;Courier New;monospace"/>
-          <w:b w:val="false"/>
-          <w:color w:val="3B3B3B"/>
-          <w:sz w:val="27"/>
-          <w:shd w:fill="FFFFFF" w:val="clear"/>
-        </w:rPr>
-        <w:t>Run the tests:</w:t>
-      </w:r>
-    </w:p>
-    <w:p>
-      <w:pPr>
-        <w:pStyle w:val="Normal"/>
-        <w:bidi w:val="0"/>
-        <w:spacing w:lineRule="atLeast" w:line="360"/>
-        <w:ind w:hanging="0" w:start="0" w:end="0"/>
-        <w:jc w:val="start"/>
-        <w:rPr/>
-      </w:pPr>
-      <w:r>
-        <w:rPr>
-          <w:rFonts w:ascii="Consolas;Courier New;monospace" w:hAnsi="Consolas;Courier New;monospace"/>
-          <w:b w:val="false"/>
-          <w:color w:val="3B3B3B"/>
-          <w:sz w:val="27"/>
-          <w:shd w:fill="FFFFFF" w:val="clear"/>
-        </w:rPr>
-        <w:t>.\test-frontend.ps1</w:t>
-      </w:r>
-    </w:p>
-    <w:p>
-      <w:pPr>
-        <w:pStyle w:val="Normal"/>
-        <w:bidi w:val="0"/>
-        <w:spacing w:lineRule="atLeast" w:line="360"/>
-        <w:jc w:val="start"/>
-        <w:rPr>
-          <w:rFonts w:ascii="Consolas;Courier New;monospace" w:hAnsi="Consolas;Courier New;monospace"/>
-          <w:b w:val="false"/>
-          <w:color w:val="3B3B3B"/>
-          <w:sz w:val="27"/>
-          <w:shd w:fill="FFFFFF" w:val="clear"/>
-        </w:rPr>
-      </w:pPr>
-      <w:r>
-        <w:rPr>
-          <w:rFonts w:ascii="Consolas;Courier New;monospace" w:hAnsi="Consolas;Courier New;monospace"/>
-          <w:b w:val="false"/>
-          <w:color w:val="3B3B3B"/>
-          <w:sz w:val="27"/>
-          <w:shd w:fill="FFFFFF" w:val="clear"/>
-        </w:rPr>
-      </w:r>
-    </w:p>
-    <w:p>
-      <w:pPr>
-        <w:pStyle w:val="Normal"/>
-        <w:bidi w:val="0"/>
-        <w:jc w:val="start"/>
-        <w:rPr/>
-      </w:pPr>
-      <w:r>
         <w:rPr/>
       </w:r>
     </w:p>
@@ -1085,7 +1164,7 @@
       <w:type w:val="continuous"/>
       <w:pgSz w:w="12240" w:h="15840"/>
       <w:pgMar w:left="1134" w:right="1134" w:gutter="0" w:header="0" w:top="1134" w:footer="0" w:bottom="1134"/>
-      <w:pgNumType w:fmt="decimal"/>
+      <w:paperSrc w:first="0" w:other="0"/>
       <w:formProt w:val="false"/>
       <w:textDirection w:val="lrTb"/>
       <w:docGrid w:type="default" w:linePitch="600" w:charSpace="24576"/>
@@ -1375,7 +1454,7 @@
       <w:start w:val="1"/>
       <w:numFmt w:val="none"/>
       <w:suff w:val="nothing"/>
-      <w:lvlText w:val="%1"/>
+      <w:lvlText w:val=""/>
       <w:lvlJc w:val="start"/>
       <w:pPr>
         <w:tabs>
@@ -1388,7 +1467,7 @@
       <w:start w:val="1"/>
       <w:numFmt w:val="none"/>
       <w:suff w:val="nothing"/>
-      <w:lvlText w:val="%2"/>
+      <w:lvlText w:val=""/>
       <w:lvlJc w:val="start"/>
       <w:pPr>
         <w:tabs>
@@ -1401,7 +1480,7 @@
       <w:start w:val="1"/>
       <w:numFmt w:val="none"/>
       <w:suff w:val="nothing"/>
-      <w:lvlText w:val="%3"/>
+      <w:lvlText w:val=""/>
       <w:lvlJc w:val="start"/>
       <w:pPr>
         <w:tabs>
@@ -1414,7 +1493,7 @@
       <w:start w:val="1"/>
       <w:numFmt w:val="none"/>
       <w:suff w:val="nothing"/>
-      <w:lvlText w:val="%4"/>
+      <w:lvlText w:val=""/>
       <w:lvlJc w:val="start"/>
       <w:pPr>
         <w:tabs>
@@ -1427,7 +1506,7 @@
       <w:start w:val="1"/>
       <w:numFmt w:val="none"/>
       <w:suff w:val="nothing"/>
-      <w:lvlText w:val="%5"/>
+      <w:lvlText w:val=""/>
       <w:lvlJc w:val="start"/>
       <w:pPr>
         <w:tabs>
@@ -1440,7 +1519,7 @@
       <w:start w:val="1"/>
       <w:numFmt w:val="none"/>
       <w:suff w:val="nothing"/>
-      <w:lvlText w:val="%6"/>
+      <w:lvlText w:val=""/>
       <w:lvlJc w:val="start"/>
       <w:pPr>
         <w:tabs>
@@ -1453,7 +1532,7 @@
       <w:start w:val="1"/>
       <w:numFmt w:val="none"/>
       <w:suff w:val="nothing"/>
-      <w:lvlText w:val="%7"/>
+      <w:lvlText w:val=""/>
       <w:lvlJc w:val="start"/>
       <w:pPr>
         <w:tabs>
@@ -1466,7 +1545,7 @@
       <w:start w:val="1"/>
       <w:numFmt w:val="none"/>
       <w:suff w:val="nothing"/>
-      <w:lvlText w:val="%8"/>
+      <w:lvlText w:val=""/>
       <w:lvlJc w:val="start"/>
       <w:pPr>
         <w:tabs>
@@ -1479,7 +1558,7 @@
       <w:start w:val="1"/>
       <w:numFmt w:val="none"/>
       <w:suff w:val="nothing"/>
-      <w:lvlText w:val="%9"/>
+      <w:lvlText w:val=""/>
       <w:lvlJc w:val="start"/>
       <w:pPr>
         <w:tabs>
@@ -1515,7 +1594,6 @@
     </w:rPrDefault>
     <w:pPrDefault>
       <w:pPr>
-        <w:widowControl/>
         <w:suppressAutoHyphens w:val="true"/>
       </w:pPr>
     </w:pPrDefault>
@@ -1525,10 +1603,11 @@
     <w:qFormat/>
     <w:pPr>
       <w:widowControl/>
-      <w:kinsoku w:val="true"/>
-      <w:overflowPunct w:val="true"/>
-      <w:autoSpaceDE w:val="true"/>
+      <w:suppressAutoHyphens w:val="true"/>
+      <w:overflowPunct w:val="false"/>
       <w:bidi w:val="0"/>
+      <w:spacing w:before="0" w:after="0"/>
+      <w:jc w:val="start"/>
     </w:pPr>
     <w:rPr>
       <w:rFonts w:ascii="Times New Roman" w:hAnsi="Times New Roman" w:eastAsia="NSimSun" w:cs="Lucida Sans"/>
@@ -1546,8 +1625,8 @@
       <w:rFonts w:ascii="Liberation Mono" w:hAnsi="Liberation Mono" w:eastAsia="NSimSun" w:cs="Liberation Mono"/>
     </w:rPr>
   </w:style>
-  <w:style w:type="character" w:styleId="Bullets">
-    <w:name w:val="Bullets"/>
+  <w:style w:type="character" w:styleId="Bulletsuser">
+    <w:name w:val="Bullets (user)"/>
     <w:qFormat/>
     <w:rPr>
       <w:rFonts w:ascii="OpenSymbol" w:hAnsi="OpenSymbol" w:eastAsia="OpenSymbol" w:cs="OpenSymbol"/>
